--- a/Progres-Fatimah/Jurnal Submit/submit/TJP/Nora/Blinded_Main_Manuscript.docx
+++ b/Progres-Fatimah/Jurnal Submit/submit/TJP/Nora/Blinded_Main_Manuscript.docx
@@ -593,10 +593,26 @@
     </w:p>
     <w:p>
       <w:pPr>
+        <w:pStyle w:val="Heading1"/>
+        <w:spacing w:before="0"/>
         <w:jc w:val="both"/>
+        <w:rPr>
+          <w:rFonts w:ascii="Times New Roman" w:eastAsia="Times New Roman" w:hAnsi="Times New Roman" w:cstheme="minorBidi"/>
+          <w:b w:val="0"/>
+          <w:bCs w:val="0"/>
+          <w:sz w:val="24"/>
+          <w:szCs w:val="22"/>
+        </w:rPr>
       </w:pPr>
       <w:r>
-        <w:t>Artificial intelligence tools were used only to assist with language editing, formatting support and improvement of manuscript clarity. They were not used to generate or alter study data, screening decisions, eligibility decisions, data extraction, risk-of-bias assessment, statistical analysis or interpretation. The authors reviewed and accept full responsibility for the final content.</w:t>
+        <w:rPr>
+          <w:rFonts w:ascii="Times New Roman" w:eastAsia="Times New Roman" w:hAnsi="Times New Roman" w:cstheme="minorBidi"/>
+          <w:b w:val="0"/>
+          <w:bCs w:val="0"/>
+          <w:sz w:val="24"/>
+          <w:szCs w:val="22"/>
+        </w:rPr>
+        <w:t>Declaration on the Use of Artificial Intelligence: During the preparation of this manuscript, artificial intelligence tools were used to assist with text editing, language correction, literature organization, and aspects of data analysis and presentation. All AI-assisted outputs were critically reviewed and verified by the authors, who take full responsibility for the accuracy and integrity of the final manuscript.</w:t>
       </w:r>
     </w:p>
     <w:p>
@@ -642,6 +658,7 @@
         <w:jc w:val="both"/>
       </w:pPr>
       <w:r>
+        <w:lastRenderedPageBreak/>
         <w:t>2. Robert-Gangneux F, Darde ML. Epidemiology of and diagnostic strategies for toxoplasmosis. Clin Microbiol Rev. 2012;25:264-296. doi:10.1128/CMR.05013-11</w:t>
       </w:r>
     </w:p>
@@ -652,7 +669,6 @@
         <w:jc w:val="both"/>
       </w:pPr>
       <w:r>
-        <w:lastRenderedPageBreak/>
         <w:t>3. Dunn D, Wallon M, Peyron F, Petersen E, Peckham C, Gilbert R. Mother-to-child transmission of toxoplasmosis: risk estimates for clinical counselling. Lancet. 1999;353:1829-1833. doi:10.1016/S0140-6736(98)08220-8</w:t>
       </w:r>
     </w:p>
@@ -7448,7 +7464,6 @@
   <w:style w:type="character" w:default="1" w:styleId="DefaultParagraphFont">
     <w:name w:val="Default Paragraph Font"/>
     <w:uiPriority w:val="1"/>
-    <w:semiHidden/>
     <w:unhideWhenUsed/>
   </w:style>
   <w:style w:type="table" w:default="1" w:styleId="TableNormal">
